--- a/LEARNING/Power BI/Power BI CI CD Deployment.docx
+++ b/LEARNING/Power BI/Power BI CI CD Deployment.docx
@@ -1,16 +1,26 @@
 
 <file path=word/document.xml><?xml version="1.0" encoding="utf-8"?>
-<w:document xmlns:wpc="http://schemas.microsoft.com/office/word/2010/wordprocessingCanvas" xmlns:cx="http://schemas.microsoft.com/office/drawing/2014/chartex" xmlns:cx1="http://schemas.microsoft.com/office/drawing/2015/9/8/chartex" xmlns:cx2="http://schemas.microsoft.com/office/drawing/2015/10/21/chartex" xmlns:cx3="http://schemas.microsoft.com/office/drawing/2016/5/9/chartex" xmlns:cx4="http://schemas.microsoft.com/office/drawing/2016/5/10/chartex" xmlns:cx5="http://schemas.microsoft.com/office/drawing/2016/5/11/chartex" xmlns:cx6="http://schemas.microsoft.com/office/drawing/2016/5/12/chartex" xmlns:cx7="http://schemas.microsoft.com/office/drawing/2016/5/13/chartex" xmlns:cx8="http://schemas.microsoft.com/office/drawing/2016/5/14/chartex" xmlns:mc="http://schemas.openxmlformats.org/markup-compatibility/2006" xmlns:aink="http://schemas.microsoft.com/office/drawing/2016/ink" xmlns:am3d="http://schemas.microsoft.com/office/drawing/2017/model3d" xmlns:o="urn:schemas-microsoft-com:office:office" xmlns:oel="http://schemas.microsoft.com/office/2019/extlst" xmlns:r="http://schemas.openxmlformats.org/officeDocument/2006/relationships" xmlns:m="http://schemas.openxmlformats.org/officeDocument/2006/math" xmlns:v="urn:schemas-microsoft-com:vml" xmlns:wp14="http://schemas.microsoft.com/office/word/2010/wordprocessingDrawing" xmlns:wp="http://schemas.openxmlformats.org/drawingml/2006/wordprocessingDrawing" xmlns:w10="urn:schemas-microsoft-com:office:word" xmlns:w="http://schemas.openxmlformats.org/wordprocessingml/2006/main" xmlns:w14="http://schemas.microsoft.com/office/word/2010/wordml" xmlns:w15="http://schemas.microsoft.com/office/word/2012/wordml" xmlns:w16cex="http://schemas.microsoft.com/office/word/2018/wordml/cex" xmlns:w16cid="http://schemas.microsoft.com/office/word/2016/wordml/cid" xmlns:w16="http://schemas.microsoft.com/office/word/2018/wordml" xmlns:w16du="http://schemas.microsoft.com/office/word/2023/wordml/word16du" xmlns:w16sdtdh="http://schemas.microsoft.com/office/word/2020/wordml/sdtdatahash" xmlns:w16se="http://schemas.microsoft.com/office/word/2015/wordml/symex" xmlns:wpg="http://schemas.microsoft.com/office/word/2010/wordprocessingGroup" xmlns:wpi="http://schemas.microsoft.com/office/word/2010/wordprocessingInk" xmlns:wne="http://schemas.microsoft.com/office/word/2006/wordml" xmlns:wps="http://schemas.microsoft.com/office/word/2010/wordprocessingShape" mc:Ignorable="w14 w15 w16se w16cid w16 w16cex w16sdtdh wp14">
+<w:document xmlns:wpc="http://schemas.microsoft.com/office/word/2010/wordprocessingCanvas" xmlns:cx="http://schemas.microsoft.com/office/drawing/2014/chartex" xmlns:cx1="http://schemas.microsoft.com/office/drawing/2015/9/8/chartex" xmlns:cx2="http://schemas.microsoft.com/office/drawing/2015/10/21/chartex" xmlns:cx3="http://schemas.microsoft.com/office/drawing/2016/5/9/chartex" xmlns:cx4="http://schemas.microsoft.com/office/drawing/2016/5/10/chartex" xmlns:cx5="http://schemas.microsoft.com/office/drawing/2016/5/11/chartex" xmlns:cx6="http://schemas.microsoft.com/office/drawing/2016/5/12/chartex" xmlns:cx7="http://schemas.microsoft.com/office/drawing/2016/5/13/chartex" xmlns:cx8="http://schemas.microsoft.com/office/drawing/2016/5/14/chartex" xmlns:mc="http://schemas.openxmlformats.org/markup-compatibility/2006" xmlns:aink="http://schemas.microsoft.com/office/drawing/2016/ink" xmlns:am3d="http://schemas.microsoft.com/office/drawing/2017/model3d" xmlns:o="urn:schemas-microsoft-com:office:office" xmlns:oel="http://schemas.microsoft.com/office/2019/extlst" xmlns:r="http://schemas.openxmlformats.org/officeDocument/2006/relationships" xmlns:m="http://schemas.openxmlformats.org/officeDocument/2006/math" xmlns:v="urn:schemas-microsoft-com:vml" xmlns:wp14="http://schemas.microsoft.com/office/word/2010/wordprocessingDrawing" xmlns:wp="http://schemas.openxmlformats.org/drawingml/2006/wordprocessingDrawing" xmlns:w10="urn:schemas-microsoft-com:office:word" xmlns:w="http://schemas.openxmlformats.org/wordprocessingml/2006/main" xmlns:w14="http://schemas.microsoft.com/office/word/2010/wordml" xmlns:w15="http://schemas.microsoft.com/office/word/2012/wordml" xmlns:w16cex="http://schemas.microsoft.com/office/word/2018/wordml/cex" xmlns:w16cid="http://schemas.microsoft.com/office/word/2016/wordml/cid" xmlns:w16="http://schemas.microsoft.com/office/word/2018/wordml" xmlns:w16du="http://schemas.microsoft.com/office/word/2023/wordml/word16du" xmlns:w16sdtdh="http://schemas.microsoft.com/office/word/2020/wordml/sdtdatahash" xmlns:w16sdtfl="http://schemas.microsoft.com/office/word/2024/wordml/sdtformatlock" xmlns:w16se="http://schemas.microsoft.com/office/word/2015/wordml/symex" xmlns:wpg="http://schemas.microsoft.com/office/word/2010/wordprocessingGroup" xmlns:wpi="http://schemas.microsoft.com/office/word/2010/wordprocessingInk" xmlns:wne="http://schemas.microsoft.com/office/word/2006/wordml" xmlns:wps="http://schemas.microsoft.com/office/word/2010/wordprocessingShape" mc:Ignorable="w14 w15 w16se w16cid w16 w16cex w16sdtdh w16sdtfl w16du wp14">
   <w:body>
     <w:p>
-      <w:hyperlink r:id="rId5" w:history="1">
-        <w:r>
-          <w:rPr>
-            <w:rStyle w:val="Hyperlink"/>
-          </w:rPr>
-          <w:t>Power BI Version Control using GIT and Azure DevOps by taik18 - YouTube</w:t>
-        </w:r>
-      </w:hyperlink>
+      <w:r>
+        <w:fldChar w:fldCharType="begin"/>
+      </w:r>
+      <w:r>
+        <w:instrText>HYPERLINK "https://www.youtube.com/watch?v=fWamDXiOmvE"</w:instrText>
+      </w:r>
+      <w:r>
+        <w:fldChar w:fldCharType="separate"/>
+      </w:r>
+      <w:r>
+        <w:rPr>
+          <w:rStyle w:val="Hyperlink"/>
+        </w:rPr>
+        <w:t>Power BI Version Control using GIT and Azure DevOps by taik18 - YouTube</w:t>
+      </w:r>
+      <w:r>
+        <w:fldChar w:fldCharType="end"/>
+      </w:r>
     </w:p>
     <w:p>
       <w:pPr>
@@ -25,7 +35,7 @@
           <w14:ligatures w14:val="none"/>
         </w:rPr>
       </w:pPr>
-      <w:hyperlink r:id="rId6" w:history="1">
+      <w:hyperlink r:id="rId5" w:history="1">
         <w:r>
           <w:rPr>
             <w:rFonts w:ascii="Roboto" w:eastAsia="Times New Roman" w:hAnsi="Roboto" w:cs="Times New Roman"/>
@@ -43,7 +53,7 @@
     </w:p>
     <w:p/>
     <w:p>
-      <w:hyperlink r:id="rId7" w:history="1">
+      <w:hyperlink r:id="rId6" w:history="1">
         <w:r>
           <w:rPr>
             <w:rStyle w:val="Hyperlink"/>
@@ -55,6 +65,9 @@
     <w:p/>
     <w:p>
       <w:r>
+        <w:rPr>
+          <w:noProof/>
+        </w:rPr>
         <w:drawing>
           <wp:inline distT="0" distB="0" distL="0" distR="0" wp14:anchorId="67BC84AB" wp14:editId="4ADE5D92">
             <wp:extent cx="5731510" cy="3743960"/>
@@ -71,7 +84,7 @@
                     <pic:cNvPicPr/>
                   </pic:nvPicPr>
                   <pic:blipFill>
-                    <a:blip r:embed="rId8"/>
+                    <a:blip r:embed="rId7"/>
                     <a:stretch>
                       <a:fillRect/>
                     </a:stretch>
@@ -282,6 +295,7 @@
       <w:r>
         <w:t xml:space="preserve">Now if you publish a report directly from power BI Desktop to Service, it will show as </w:t>
       </w:r>
+      <w:proofErr w:type="spellStart"/>
       <w:r>
         <w:rPr>
           <w:b/>
@@ -289,6 +303,7 @@
         </w:rPr>
         <w:t>Uncommited</w:t>
       </w:r>
+      <w:proofErr w:type="spellEnd"/>
       <w:r>
         <w:rPr>
           <w:b/>
@@ -412,8 +427,13 @@
         <w:t xml:space="preserve">u </w:t>
       </w:r>
       <w:r>
-        <w:t>have unsynced</w:t>
-      </w:r>
+        <w:t xml:space="preserve">have </w:t>
+      </w:r>
+      <w:proofErr w:type="spellStart"/>
+      <w:r>
+        <w:t>unsynced</w:t>
+      </w:r>
+      <w:proofErr w:type="spellEnd"/>
       <w:r>
         <w:t xml:space="preserve"> commits</w:t>
       </w:r>
@@ -533,7 +553,15 @@
         <w:sym w:font="Wingdings" w:char="F0E0"/>
       </w:r>
       <w:r>
-        <w:t xml:space="preserve"> enable Power BI Project(.pbip) option</w:t>
+        <w:t xml:space="preserve"> enable Power BI Project(.</w:t>
+      </w:r>
+      <w:proofErr w:type="spellStart"/>
+      <w:r>
+        <w:t>pbip</w:t>
+      </w:r>
+      <w:proofErr w:type="spellEnd"/>
+      <w:r>
+        <w:t>) option</w:t>
       </w:r>
     </w:p>
     <w:p>
@@ -611,17 +639,43 @@
         </w:numPr>
       </w:pPr>
       <w:r>
-        <w:t>Publishing the report from Fit/Devops to Power BI Service will take forward only the report metadata.</w:t>
+        <w:t xml:space="preserve">Publishing the report from </w:t>
+      </w:r>
+      <w:r>
+        <w:t>g</w:t>
+      </w:r>
+      <w:r>
+        <w:t>it/Devops to Power BI Service will take forward only the report metadata.</w:t>
       </w:r>
     </w:p>
     <w:p/>
     <w:p>
       <w:r>
+        <w:t>Process Flow:</w:t>
+      </w:r>
+    </w:p>
+    <w:p>
+      <w:pPr>
+        <w:pStyle w:val="ListParagraph"/>
+        <w:numPr>
+          <w:ilvl w:val="0"/>
+          <w:numId w:val="3"/>
+        </w:numPr>
+      </w:pPr>
+      <w:r>
+        <w:t xml:space="preserve">Download the </w:t>
+      </w:r>
+      <w:r>
+        <w:t>LIVE Reports</w:t>
+      </w:r>
+    </w:p>
+    <w:p>
+      <w:r>
         <w:drawing>
-          <wp:inline distT="0" distB="0" distL="0" distR="0" wp14:anchorId="34AE8212" wp14:editId="410CDB7F">
-            <wp:extent cx="5731510" cy="1957705"/>
-            <wp:effectExtent l="0" t="0" r="2540" b="4445"/>
-            <wp:docPr id="283335403" name="Picture 1"/>
+          <wp:inline distT="0" distB="0" distL="0" distR="0" wp14:anchorId="38811DF7" wp14:editId="109385F3">
+            <wp:extent cx="5731510" cy="816610"/>
+            <wp:effectExtent l="0" t="0" r="2540" b="2540"/>
+            <wp:docPr id="1538735643" name="Picture 1"/>
             <wp:cNvGraphicFramePr>
               <a:graphicFrameLocks xmlns:a="http://schemas.openxmlformats.org/drawingml/2006/main" noChangeAspect="1"/>
             </wp:cNvGraphicFramePr>
@@ -629,7 +683,67 @@
               <a:graphicData uri="http://schemas.openxmlformats.org/drawingml/2006/picture">
                 <pic:pic xmlns:pic="http://schemas.openxmlformats.org/drawingml/2006/picture">
                   <pic:nvPicPr>
-                    <pic:cNvPr id="283335403" name=""/>
+                    <pic:cNvPr id="1538735643" name=""/>
+                    <pic:cNvPicPr/>
+                  </pic:nvPicPr>
+                  <pic:blipFill>
+                    <a:blip r:embed="rId8"/>
+                    <a:stretch>
+                      <a:fillRect/>
+                    </a:stretch>
+                  </pic:blipFill>
+                  <pic:spPr>
+                    <a:xfrm>
+                      <a:off x="0" y="0"/>
+                      <a:ext cx="5731510" cy="816610"/>
+                    </a:xfrm>
+                    <a:prstGeom prst="rect">
+                      <a:avLst/>
+                    </a:prstGeom>
+                  </pic:spPr>
+                </pic:pic>
+              </a:graphicData>
+            </a:graphic>
+          </wp:inline>
+        </w:drawing>
+      </w:r>
+    </w:p>
+    <w:p/>
+    <w:p/>
+    <w:p>
+      <w:pPr>
+        <w:pStyle w:val="ListParagraph"/>
+        <w:numPr>
+          <w:ilvl w:val="0"/>
+          <w:numId w:val="3"/>
+        </w:numPr>
+      </w:pPr>
+      <w:r>
+        <w:t>Deploy from the Local</w:t>
+      </w:r>
+      <w:r>
+        <w:t xml:space="preserve"> power BI Desktop</w:t>
+      </w:r>
+      <w:r>
+        <w:t xml:space="preserve"> to LIVE Environment</w:t>
+      </w:r>
+      <w:r>
+        <w:t xml:space="preserve"> through Devops/Git</w:t>
+      </w:r>
+      <w:r>
+        <w:drawing>
+          <wp:inline distT="0" distB="0" distL="0" distR="0" wp14:anchorId="3E2C7AF0" wp14:editId="78A10204">
+            <wp:extent cx="5731510" cy="1778000"/>
+            <wp:effectExtent l="0" t="0" r="2540" b="0"/>
+            <wp:docPr id="506745507" name="Picture 1" descr="A diagram of a software development&#10;&#10;AI-generated content may be incorrect."/>
+            <wp:cNvGraphicFramePr>
+              <a:graphicFrameLocks xmlns:a="http://schemas.openxmlformats.org/drawingml/2006/main" noChangeAspect="1"/>
+            </wp:cNvGraphicFramePr>
+            <a:graphic xmlns:a="http://schemas.openxmlformats.org/drawingml/2006/main">
+              <a:graphicData uri="http://schemas.openxmlformats.org/drawingml/2006/picture">
+                <pic:pic xmlns:pic="http://schemas.openxmlformats.org/drawingml/2006/picture">
+                  <pic:nvPicPr>
+                    <pic:cNvPr id="506745507" name="Picture 1" descr="A diagram of a software development&#10;&#10;AI-generated content may be incorrect."/>
                     <pic:cNvPicPr/>
                   </pic:nvPicPr>
                   <pic:blipFill>
@@ -641,7 +755,7 @@
                   <pic:spPr>
                     <a:xfrm>
                       <a:off x="0" y="0"/>
-                      <a:ext cx="5731510" cy="1957705"/>
+                      <a:ext cx="5731510" cy="1778000"/>
                     </a:xfrm>
                     <a:prstGeom prst="rect">
                       <a:avLst/>
@@ -665,7 +779,7 @@
 </file>
 
 <file path=word/numbering.xml><?xml version="1.0" encoding="utf-8"?>
-<w:numbering xmlns:wpc="http://schemas.microsoft.com/office/word/2010/wordprocessingCanvas" xmlns:cx="http://schemas.microsoft.com/office/drawing/2014/chartex" xmlns:cx1="http://schemas.microsoft.com/office/drawing/2015/9/8/chartex" xmlns:cx2="http://schemas.microsoft.com/office/drawing/2015/10/21/chartex" xmlns:cx3="http://schemas.microsoft.com/office/drawing/2016/5/9/chartex" xmlns:cx4="http://schemas.microsoft.com/office/drawing/2016/5/10/chartex" xmlns:cx5="http://schemas.microsoft.com/office/drawing/2016/5/11/chartex" xmlns:cx6="http://schemas.microsoft.com/office/drawing/2016/5/12/chartex" xmlns:cx7="http://schemas.microsoft.com/office/drawing/2016/5/13/chartex" xmlns:cx8="http://schemas.microsoft.com/office/drawing/2016/5/14/chartex" xmlns:mc="http://schemas.openxmlformats.org/markup-compatibility/2006" xmlns:aink="http://schemas.microsoft.com/office/drawing/2016/ink" xmlns:am3d="http://schemas.microsoft.com/office/drawing/2017/model3d" xmlns:o="urn:schemas-microsoft-com:office:office" xmlns:oel="http://schemas.microsoft.com/office/2019/extlst" xmlns:r="http://schemas.openxmlformats.org/officeDocument/2006/relationships" xmlns:m="http://schemas.openxmlformats.org/officeDocument/2006/math" xmlns:v="urn:schemas-microsoft-com:vml" xmlns:wp14="http://schemas.microsoft.com/office/word/2010/wordprocessingDrawing" xmlns:wp="http://schemas.openxmlformats.org/drawingml/2006/wordprocessingDrawing" xmlns:w10="urn:schemas-microsoft-com:office:word" xmlns:w="http://schemas.openxmlformats.org/wordprocessingml/2006/main" xmlns:w14="http://schemas.microsoft.com/office/word/2010/wordml" xmlns:w15="http://schemas.microsoft.com/office/word/2012/wordml" xmlns:w16cex="http://schemas.microsoft.com/office/word/2018/wordml/cex" xmlns:w16cid="http://schemas.microsoft.com/office/word/2016/wordml/cid" xmlns:w16="http://schemas.microsoft.com/office/word/2018/wordml" xmlns:w16du="http://schemas.microsoft.com/office/word/2023/wordml/word16du" xmlns:w16sdtdh="http://schemas.microsoft.com/office/word/2020/wordml/sdtdatahash" xmlns:w16se="http://schemas.microsoft.com/office/word/2015/wordml/symex" xmlns:wpg="http://schemas.microsoft.com/office/word/2010/wordprocessingGroup" xmlns:wpi="http://schemas.microsoft.com/office/word/2010/wordprocessingInk" xmlns:wne="http://schemas.microsoft.com/office/word/2006/wordml" xmlns:wps="http://schemas.microsoft.com/office/word/2010/wordprocessingShape" mc:Ignorable="w14 w15 w16se w16cid w16 w16cex w16sdtdh wp14">
+<w:numbering xmlns:wpc="http://schemas.microsoft.com/office/word/2010/wordprocessingCanvas" xmlns:cx="http://schemas.microsoft.com/office/drawing/2014/chartex" xmlns:cx1="http://schemas.microsoft.com/office/drawing/2015/9/8/chartex" xmlns:cx2="http://schemas.microsoft.com/office/drawing/2015/10/21/chartex" xmlns:cx3="http://schemas.microsoft.com/office/drawing/2016/5/9/chartex" xmlns:cx4="http://schemas.microsoft.com/office/drawing/2016/5/10/chartex" xmlns:cx5="http://schemas.microsoft.com/office/drawing/2016/5/11/chartex" xmlns:cx6="http://schemas.microsoft.com/office/drawing/2016/5/12/chartex" xmlns:cx7="http://schemas.microsoft.com/office/drawing/2016/5/13/chartex" xmlns:cx8="http://schemas.microsoft.com/office/drawing/2016/5/14/chartex" xmlns:mc="http://schemas.openxmlformats.org/markup-compatibility/2006" xmlns:aink="http://schemas.microsoft.com/office/drawing/2016/ink" xmlns:am3d="http://schemas.microsoft.com/office/drawing/2017/model3d" xmlns:o="urn:schemas-microsoft-com:office:office" xmlns:oel="http://schemas.microsoft.com/office/2019/extlst" xmlns:r="http://schemas.openxmlformats.org/officeDocument/2006/relationships" xmlns:m="http://schemas.openxmlformats.org/officeDocument/2006/math" xmlns:v="urn:schemas-microsoft-com:vml" xmlns:wp14="http://schemas.microsoft.com/office/word/2010/wordprocessingDrawing" xmlns:wp="http://schemas.openxmlformats.org/drawingml/2006/wordprocessingDrawing" xmlns:w10="urn:schemas-microsoft-com:office:word" xmlns:w="http://schemas.openxmlformats.org/wordprocessingml/2006/main" xmlns:w14="http://schemas.microsoft.com/office/word/2010/wordml" xmlns:w15="http://schemas.microsoft.com/office/word/2012/wordml" xmlns:w16cex="http://schemas.microsoft.com/office/word/2018/wordml/cex" xmlns:w16cid="http://schemas.microsoft.com/office/word/2016/wordml/cid" xmlns:w16="http://schemas.microsoft.com/office/word/2018/wordml" xmlns:w16du="http://schemas.microsoft.com/office/word/2023/wordml/word16du" xmlns:w16sdtdh="http://schemas.microsoft.com/office/word/2020/wordml/sdtdatahash" xmlns:w16sdtfl="http://schemas.microsoft.com/office/word/2024/wordml/sdtformatlock" xmlns:w16se="http://schemas.microsoft.com/office/word/2015/wordml/symex" xmlns:wpg="http://schemas.microsoft.com/office/word/2010/wordprocessingGroup" xmlns:wpi="http://schemas.microsoft.com/office/word/2010/wordprocessingInk" xmlns:wne="http://schemas.microsoft.com/office/word/2006/wordml" xmlns:wps="http://schemas.microsoft.com/office/word/2010/wordprocessingShape" mc:Ignorable="w14 w15 w16se w16cid w16 w16cex w16sdtdh w16sdtfl w16du wp14">
   <w:abstractNum w:abstractNumId="0" w15:restartNumberingAfterBreak="0">
     <w:nsid w:val="283E11F0"/>
     <w:multiLevelType w:val="hybridMultilevel"/>
@@ -756,6 +870,95 @@
     </w:lvl>
   </w:abstractNum>
   <w:abstractNum w:abstractNumId="1" w15:restartNumberingAfterBreak="0">
+    <w:nsid w:val="4A6A75E4"/>
+    <w:multiLevelType w:val="hybridMultilevel"/>
+    <w:tmpl w:val="DBDE5FBC"/>
+    <w:lvl w:ilvl="0" w:tplc="4009000F">
+      <w:start w:val="1"/>
+      <w:numFmt w:val="decimal"/>
+      <w:lvlText w:val="%1."/>
+      <w:lvlJc w:val="left"/>
+      <w:pPr>
+        <w:ind w:left="720" w:hanging="360"/>
+      </w:pPr>
+      <w:rPr>
+        <w:rFonts w:hint="default"/>
+      </w:rPr>
+    </w:lvl>
+    <w:lvl w:ilvl="1" w:tplc="40090019" w:tentative="1">
+      <w:start w:val="1"/>
+      <w:numFmt w:val="lowerLetter"/>
+      <w:lvlText w:val="%2."/>
+      <w:lvlJc w:val="left"/>
+      <w:pPr>
+        <w:ind w:left="1440" w:hanging="360"/>
+      </w:pPr>
+    </w:lvl>
+    <w:lvl w:ilvl="2" w:tplc="4009001B" w:tentative="1">
+      <w:start w:val="1"/>
+      <w:numFmt w:val="lowerRoman"/>
+      <w:lvlText w:val="%3."/>
+      <w:lvlJc w:val="right"/>
+      <w:pPr>
+        <w:ind w:left="2160" w:hanging="180"/>
+      </w:pPr>
+    </w:lvl>
+    <w:lvl w:ilvl="3" w:tplc="4009000F" w:tentative="1">
+      <w:start w:val="1"/>
+      <w:numFmt w:val="decimal"/>
+      <w:lvlText w:val="%4."/>
+      <w:lvlJc w:val="left"/>
+      <w:pPr>
+        <w:ind w:left="2880" w:hanging="360"/>
+      </w:pPr>
+    </w:lvl>
+    <w:lvl w:ilvl="4" w:tplc="40090019" w:tentative="1">
+      <w:start w:val="1"/>
+      <w:numFmt w:val="lowerLetter"/>
+      <w:lvlText w:val="%5."/>
+      <w:lvlJc w:val="left"/>
+      <w:pPr>
+        <w:ind w:left="3600" w:hanging="360"/>
+      </w:pPr>
+    </w:lvl>
+    <w:lvl w:ilvl="5" w:tplc="4009001B" w:tentative="1">
+      <w:start w:val="1"/>
+      <w:numFmt w:val="lowerRoman"/>
+      <w:lvlText w:val="%6."/>
+      <w:lvlJc w:val="right"/>
+      <w:pPr>
+        <w:ind w:left="4320" w:hanging="180"/>
+      </w:pPr>
+    </w:lvl>
+    <w:lvl w:ilvl="6" w:tplc="4009000F" w:tentative="1">
+      <w:start w:val="1"/>
+      <w:numFmt w:val="decimal"/>
+      <w:lvlText w:val="%7."/>
+      <w:lvlJc w:val="left"/>
+      <w:pPr>
+        <w:ind w:left="5040" w:hanging="360"/>
+      </w:pPr>
+    </w:lvl>
+    <w:lvl w:ilvl="7" w:tplc="40090019" w:tentative="1">
+      <w:start w:val="1"/>
+      <w:numFmt w:val="lowerLetter"/>
+      <w:lvlText w:val="%8."/>
+      <w:lvlJc w:val="left"/>
+      <w:pPr>
+        <w:ind w:left="5760" w:hanging="360"/>
+      </w:pPr>
+    </w:lvl>
+    <w:lvl w:ilvl="8" w:tplc="4009001B" w:tentative="1">
+      <w:start w:val="1"/>
+      <w:numFmt w:val="lowerRoman"/>
+      <w:lvlText w:val="%9."/>
+      <w:lvlJc w:val="right"/>
+      <w:pPr>
+        <w:ind w:left="6480" w:hanging="180"/>
+      </w:pPr>
+    </w:lvl>
+  </w:abstractNum>
+  <w:abstractNum w:abstractNumId="2" w15:restartNumberingAfterBreak="0">
     <w:nsid w:val="528A3E9C"/>
     <w:multiLevelType w:val="hybridMultilevel"/>
     <w:tmpl w:val="2F10DEEA"/>
@@ -848,13 +1051,16 @@
     <w:abstractNumId w:val="0"/>
   </w:num>
   <w:num w:numId="2" w16cid:durableId="1995840877">
+    <w:abstractNumId w:val="2"/>
+  </w:num>
+  <w:num w:numId="3" w16cid:durableId="1500971176">
     <w:abstractNumId w:val="1"/>
   </w:num>
 </w:numbering>
 </file>
 
 <file path=word/styles.xml><?xml version="1.0" encoding="utf-8"?>
-<w:styles xmlns:mc="http://schemas.openxmlformats.org/markup-compatibility/2006" xmlns:r="http://schemas.openxmlformats.org/officeDocument/2006/relationships" xmlns:w="http://schemas.openxmlformats.org/wordprocessingml/2006/main" xmlns:w14="http://schemas.microsoft.com/office/word/2010/wordml" xmlns:w15="http://schemas.microsoft.com/office/word/2012/wordml" xmlns:w16cex="http://schemas.microsoft.com/office/word/2018/wordml/cex" xmlns:w16cid="http://schemas.microsoft.com/office/word/2016/wordml/cid" xmlns:w16="http://schemas.microsoft.com/office/word/2018/wordml" xmlns:w16sdtdh="http://schemas.microsoft.com/office/word/2020/wordml/sdtdatahash" xmlns:w16se="http://schemas.microsoft.com/office/word/2015/wordml/symex" mc:Ignorable="w14 w15 w16se w16cid w16 w16cex w16sdtdh">
+<w:styles xmlns:mc="http://schemas.openxmlformats.org/markup-compatibility/2006" xmlns:r="http://schemas.openxmlformats.org/officeDocument/2006/relationships" xmlns:w="http://schemas.openxmlformats.org/wordprocessingml/2006/main" xmlns:w14="http://schemas.microsoft.com/office/word/2010/wordml" xmlns:w15="http://schemas.microsoft.com/office/word/2012/wordml" xmlns:w16cex="http://schemas.microsoft.com/office/word/2018/wordml/cex" xmlns:w16cid="http://schemas.microsoft.com/office/word/2016/wordml/cid" xmlns:w16="http://schemas.microsoft.com/office/word/2018/wordml" xmlns:w16du="http://schemas.microsoft.com/office/word/2023/wordml/word16du" xmlns:w16sdtdh="http://schemas.microsoft.com/office/word/2020/wordml/sdtdatahash" xmlns:w16sdtfl="http://schemas.microsoft.com/office/word/2024/wordml/sdtformatlock" xmlns:w16se="http://schemas.microsoft.com/office/word/2015/wordml/symex" mc:Ignorable="w14 w15 w16se w16cid w16 w16cex w16sdtdh w16sdtfl w16du">
   <w:docDefaults>
     <w:rPrDefault>
       <w:rPr>
@@ -1611,4 +1817,10 @@
     </a:ext>
   </a:extLst>
 </a:theme>
+</file>
+
+<file path=docMetadata/LabelInfo.xml><?xml version="1.0" encoding="utf-8"?>
+<clbl:labelList xmlns:clbl="http://schemas.microsoft.com/office/2020/mipLabelMetadata">
+  <clbl:label id="{1b5d643d-5daa-4182-b4ec-05c4e602cf56}" enabled="1" method="Privileged" siteId="{50f40674-931c-4d09-ae8a-bb8fde36b912}" removed="0"/>
+</clbl:labelList>
 </file>